--- a/documentation/NFL_2026_Pipeline_Documentation_EN.docx
+++ b/documentation/NFL_2026_Pipeline_Documentation_EN.docx
@@ -150,7 +150,7 @@
           <w:sz w:val="22"/>
           <w:szCs w:val="22"/>
         </w:rPr>
-        <w:t xml:space="preserve">The resulting schema (schema nfl on Supabase/PostgreSQL) has: two static reference tables (teams, positions); one dimension (players); nine individual statistics tables (passing, rushing, receiving, kicking, kick_return, punt_return, punting, defense, fumbles); and five team statistics tables (games, downs, passes, extra_points, tackles). Foreign keys tie the individual tables to players and the team tables to teams.</w:t>
+        <w:t xml:space="preserve">The resulting schema (schema nfl on Supabase/PostgreSQL) has: two static reference tables (teams, positions); one dimension (players); nine individual statistics tables (passing, rushing, receiving, kicking, kick_return, punt_return, punting, defense, fumbles); and two team statistics tables (games, downs). Foreign keys tie the individual tables to players and the team tables to teams. Three further team-level tables from the original design (passes, extra_points, tackles) were dropped after going unused — see section 9.</w:t>
       </w:r>
     </w:p>
     <w:p>
@@ -408,7 +408,7 @@
           <w:sz w:val="22"/>
           <w:szCs w:val="22"/>
         </w:rPr>
-        <w:t xml:space="preserve">The database schema went through two rounds of correction once it was checked against what nfl.com actually publishes, rather than what the original Power BI metadata assumed.</w:t>
+        <w:t xml:space="preserve">The database schema went through four rounds of correction once it was checked against what nfl.com actually publishes, rather than what the original Power BI metadata assumed.</w:t>
       </w:r>
     </w:p>
     <w:p>
@@ -435,6 +435,32 @@
           <w:szCs w:val="22"/>
         </w:rPr>
         <w:t xml:space="preserve">The second, larger round followed the decision to switch to the category-leaderboard extraction method. Nearly every individual statistics table changed shape to match the columns actually available through that method: a games-played column was dropped everywhere (the leaderboards do not report it); passing, rushing, and receiving gained rate and percentage columns not previously modeled; kicking was rebuilt to combine the Field Goals and Kickoffs categories, which — unlike the per-player page — do report field goals by distance bucket, closer to the original design after all; fumbles was split into a defensive side (forced and recovered, from the Fumbles category) and an offensive side (fumbles committed while rushing or receiving, summed from those two categories); and defense was narrowed to the fields the per-player scraper can supply, with interception detail sourced from its own leaderboard category instead.</w:t>
+      </w:r>
+    </w:p>
+    <w:p>
+      <w:pPr>
+        <w:spacing w:after="160"/>
+        <w:jc w:val="both"/>
+      </w:pPr>
+      <w:r>
+        <w:rPr>
+          <w:sz w:val="22"/>
+          <w:szCs w:val="22"/>
+        </w:rPr>
+        <w:t xml:space="preserve">A third round dealt with the team-level tables from the original design. Passes, Extra Points, and Tackles (team versions) had never been connected to an extraction script — the pipeline had ended up covering that ground at the player level instead (passing, kicking, defense), making the team-level copies redundant — so they were dropped. Downs, the one team-level table with no player-level equivalent, was kept and finally connected to a real source: a team-stats leaderboard page on nfl.com structurally similar to the player one (one row per team, no pagination needed), which also turned out to report first downs by type (rushing, receiving) in addition to third- and fourth-down conversions, so those columns were added to the table.</w:t>
+      </w:r>
+    </w:p>
+    <w:p>
+      <w:pPr>
+        <w:spacing w:after="160"/>
+        <w:jc w:val="both"/>
+      </w:pPr>
+      <w:r>
+        <w:rPr>
+          <w:sz w:val="22"/>
+          <w:szCs w:val="22"/>
+        </w:rPr>
+        <w:t xml:space="preserve">Weekly snapshots were added in a fourth round, after realizing that season-cumulative totals overwritten every week could not support week-over-week trend measures in the dashboard. The nine individual statistics tables (and only those — the team-level tables already had their own weekly grain, or in downs' case, still do not) gained week as part of their primary key, turning each weekly extraction into a new row instead of a replacement of the previous one; the current week is inferred automatically from the games data pulled in the same run.</w:t>
       </w:r>
     </w:p>
     <w:p>
@@ -794,9 +820,86 @@
         <w:t xml:space="preserve">Every run uploads the extracted and transformed CSV files as a workflow artifact, kept for fourteen days, regardless of whether the run succeeded, so a failure can be investigated from the exact data that caused it without needing to reproduce it locally first.</w:t>
       </w:r>
     </w:p>
+    <w:p>
+      <w:pPr>
+        <w:sectPr>
+          <w:pgSz w:w="12240" w:h="15840" w:orient="portrait"/>
+          <w:pgMar w:top="1000" w:right="1200" w:bottom="1000" w:left="1200" w:header="708" w:footer="708" w:gutter="0"/>
+          <w:pgNumType/>
+          <w:docGrid w:linePitch="360"/>
+        </w:sectPr>
+      </w:pPr>
+    </w:p>
+    <w:p>
+      <w:pPr>
+        <w:pStyle w:val="Heading1"/>
+        <w:spacing w:after="140" w:before="280"/>
+      </w:pPr>
+      <w:r>
+        <w:t xml:space="preserve">Appendix A. Entity-Relationship Diagram</w:t>
+      </w:r>
+    </w:p>
+    <w:p>
+      <w:pPr>
+        <w:spacing w:after="160"/>
+        <w:jc w:val="both"/>
+      </w:pPr>
+      <w:r>
+        <w:rPr>
+          <w:sz w:val="22"/>
+          <w:szCs w:val="22"/>
+        </w:rPr>
+        <w:t xml:space="preserve">The diagram below reflects the schema as currently deployed on Supabase: two static reference tables (teams, positions), the players dimension, two team-level statistics tables (games, downs), and nine individual player statistics tables. Foreign keys shown were inferred from the naming convention used throughout the schema: any team_id column outside teams references teams.team_id (games.opponent_id as well); player_position outside positions references positions.player_position; and every individual statistics table is linked to players through the composite key (player_id_team, season).</w:t>
+      </w:r>
+    </w:p>
+    <w:p>
+      <w:pPr>
+        <w:jc w:val="center"/>
+      </w:pPr>
+      <w:r>
+        <w:drawing>
+          <wp:inline distT="0" distB="0" distL="0" distR="0">
+            <wp:extent cx="9810750" cy="5600700"/>
+            <wp:effectExtent t="0" r="0" b="0" l="0"/>
+            <wp:docPr id="1" name="" descr="" title=""/>
+            <wp:cNvGraphicFramePr>
+              <a:graphicFrameLocks xmlns:a="http://schemas.openxmlformats.org/drawingml/2006/main" noChangeAspect="1"/>
+            </wp:cNvGraphicFramePr>
+            <a:graphic xmlns:a="http://schemas.openxmlformats.org/drawingml/2006/main">
+              <a:graphicData uri="http://schemas.openxmlformats.org/drawingml/2006/picture">
+                <pic:pic xmlns:pic="http://schemas.openxmlformats.org/drawingml/2006/picture">
+                  <pic:nvPicPr>
+                    <pic:cNvPr id="0" name="" descr=""/>
+                    <pic:cNvPicPr>
+                      <a:picLocks noChangeAspect="1" noChangeArrowheads="1"/>
+                    </pic:cNvPicPr>
+                  </pic:nvPicPr>
+                  <pic:blipFill>
+                    <a:blip r:embed="rId7" cstate="none"/>
+                    <a:srcRect/>
+                    <a:stretch>
+                      <a:fillRect/>
+                    </a:stretch>
+                  </pic:blipFill>
+                  <pic:spPr bwMode="auto">
+                    <a:xfrm>
+                      <a:off x="0" y="0"/>
+                      <a:ext cx="9810750" cy="5600700"/>
+                    </a:xfrm>
+                    <a:prstGeom prst="rect">
+                      <a:avLst/>
+                    </a:prstGeom>
+                  </pic:spPr>
+                </pic:pic>
+              </a:graphicData>
+            </a:graphic>
+          </wp:inline>
+        </w:drawing>
+      </w:r>
+    </w:p>
     <w:sectPr>
-      <w:pgSz w:w="12240" w:h="15840" w:orient="portrait"/>
-      <w:pgMar w:top="1000" w:right="1200" w:bottom="1000" w:left="1200" w:header="708" w:footer="708" w:gutter="0"/>
+      <w:pgSz w:w="15840" w:h="12240" w:orient="landscape"/>
+      <w:pgMar w:top="700" w:right="700" w:bottom="700" w:left="700" w:header="708" w:footer="708" w:gutter="0"/>
       <w:pgNumType/>
       <w:docGrid w:linePitch="360"/>
     </w:sectPr>
